--- a/tillsyn/A 28940-2026 tillsynsbegäran.docx
+++ b/tillsyn/A 28940-2026 tillsynsbegäran.docx
@@ -1099,7 +1099,7 @@
     <w:r>
       <w:tab/>
       <w:tab/>
-      <w:t>2026-06-27</w:t>
+      <w:t>2026-06-28</w:t>
       <w:br/>
       <w:br/>
     </w:r>

--- a/tillsyn/A 28940-2026 tillsynsbegäran.docx
+++ b/tillsyn/A 28940-2026 tillsynsbegäran.docx
@@ -1099,7 +1099,7 @@
     <w:r>
       <w:tab/>
       <w:tab/>
-      <w:t>2026-06-28</w:t>
+      <w:t>2026-06-29</w:t>
       <w:br/>
       <w:br/>
     </w:r>

--- a/tillsyn/A 28940-2026 tillsynsbegäran.docx
+++ b/tillsyn/A 28940-2026 tillsynsbegäran.docx
@@ -1099,7 +1099,7 @@
     <w:r>
       <w:tab/>
       <w:tab/>
-      <w:t>2026-06-29</w:t>
+      <w:t>2026-06-30</w:t>
       <w:br/>
       <w:br/>
     </w:r>

--- a/tillsyn/A 28940-2026 tillsynsbegäran.docx
+++ b/tillsyn/A 28940-2026 tillsynsbegäran.docx
@@ -1099,7 +1099,7 @@
     <w:r>
       <w:tab/>
       <w:tab/>
-      <w:t>2026-06-30</w:t>
+      <w:t>2026-07-01</w:t>
       <w:br/>
       <w:br/>
     </w:r>

--- a/tillsyn/A 28940-2026 tillsynsbegäran.docx
+++ b/tillsyn/A 28940-2026 tillsynsbegäran.docx
@@ -1099,7 +1099,7 @@
     <w:r>
       <w:tab/>
       <w:tab/>
-      <w:t>2026-07-01</w:t>
+      <w:t>2026-07-02</w:t>
       <w:br/>
       <w:br/>
     </w:r>

--- a/tillsyn/A 28940-2026 tillsynsbegäran.docx
+++ b/tillsyn/A 28940-2026 tillsynsbegäran.docx
@@ -1099,7 +1099,7 @@
     <w:r>
       <w:tab/>
       <w:tab/>
-      <w:t>2026-07-13</w:t>
+      <w:t>2026-07-14</w:t>
       <w:br/>
       <w:br/>
     </w:r>

--- a/tillsyn/A 28940-2026 tillsynsbegäran.docx
+++ b/tillsyn/A 28940-2026 tillsynsbegäran.docx
@@ -1099,7 +1099,7 @@
     <w:r>
       <w:tab/>
       <w:tab/>
-      <w:t>2026-07-14</w:t>
+      <w:t>2026-07-15</w:t>
       <w:br/>
       <w:br/>
     </w:r>

--- a/tillsyn/A 28940-2026 tillsynsbegäran.docx
+++ b/tillsyn/A 28940-2026 tillsynsbegäran.docx
@@ -1099,7 +1099,7 @@
     <w:r>
       <w:tab/>
       <w:tab/>
-      <w:t>2026-07-15</w:t>
+      <w:t>2026-07-16</w:t>
       <w:br/>
       <w:br/>
     </w:r>

--- a/tillsyn/A 28940-2026 tillsynsbegäran.docx
+++ b/tillsyn/A 28940-2026 tillsynsbegäran.docx
@@ -65,7 +65,7 @@
     </w:p>
     <w:p>
       <w:r>
-        <w:t>I och inom 21 meter från avverkningsanmälan finns fynd av 6 naturvårdsarter, varav 5 är rödlistade, 2 är fridlysta, 6 är typiska (T) och 1 är signalart (S): gränsticka (VU, T), doftskinn (NT, T), lunglav (NT, T), tretåig hackspett (NT, T, §4), ullticka (NT, T) och plattlummer (S, T, §9). Se Figur 1.</w:t>
+        <w:t>I och inom 21 meter från avverkningsanmälan finns fynd av 10 naturvårdsarter, varav 8 är rödlistade, 4 är fridlysta, 10 är typiska (T) och 1 är signalart (S): doftticka (VU, T, §8), garnlav (VU, T), gränsticka (VU, T), doftskinn (NT, T), harticka (NT, T), lunglav (NT, T), tretåig hackspett (NT, T, §4), ullticka (NT, T), plattlummer (S, T, §9) och spillkråka (T, §4). Se Figur 1.</w:t>
       </w:r>
     </w:p>
     <w:p>
@@ -109,10 +109,10 @@
         <w:rPr>
           <w:b/>
         </w:rPr>
-        <w:t>Gränsticka (VU)</w:t>
-      </w:r>
-      <w:r>
-        <w:t xml:space="preserve"> är en mycket bra signalart inom hela sitt utbredningsområde. Den är huvudsakligen knuten till restbestånd av barrnaturskog och förekommer med ett tydligt optimum i orörda eller måttligt påverkade gamla granskogar där det föreligger långvarig kontinuitet av grov död ved. Den totala populationen bedöms ha minskat och fortsätter att minska i takt med att grankontinuitetsskogar (äldre tidigare icke kalavverkade skogar) minskar i areal. Minskningstakten överstiger gränsvärdet för sårbar (VU). Lokaler som hyser arten bör undantas från skogsbruk, speciellt i mellersta och södra Sverige. Gränsticka är typisk art för </w:t>
+        <w:t>Doftticka (VU, §8)</w:t>
+      </w:r>
+      <w:r>
+        <w:t xml:space="preserve"> är rödlistad som sårbar (VU) och fridlyst enligt 8§ artskyddsförordningen. Den är även globalt rödlistad som Nära hotad (NT) vilket innebär att Sverige har ett internationellt ansvar för arten. Doftticka är beroende av hög och jämn luftfuktighet i gamla, ostörda skogsmiljöer och är känslig för snabba förändringar av ljus-/vindförhållanden eller uttorkning. Dofttickan är placerad i toppen av Skogsstyrelsens värdepyramid för bedömning av skog med höga naturvärden och signalerar alltid gamla sälgar och skogsområden med höga naturvärden. Avverkning av värdträd (främst sälg) utgör det största hotet och när gamla och olikåldriga skogar med sälg avverkas försvinner oftast sälgen. Dofttickan har minskat med ca 30 % under de senaste 30 åren och är typisk art för </w:t>
       </w:r>
       <w:r>
         <w:rPr>
@@ -121,6 +121,64 @@
         <w:t>9010 Taiga</w:t>
       </w:r>
       <w:r>
+        <w:t xml:space="preserve"> och</w:t>
+      </w:r>
+      <w:r>
+        <w:rPr>
+          <w:i/>
+        </w:rPr>
+        <w:t xml:space="preserve"> 9050 Näringsrik granskog </w:t>
+      </w:r>
+      <w:r>
+        <w:t>(IUCN Redlist, 2024; Nitare &amp; Skogsstyrelsen, 2019; SLU Artdatabanken, 2024).</w:t>
+      </w:r>
+    </w:p>
+    <w:p>
+      <w:r>
+        <w:rPr>
+          <w:b/>
+        </w:rPr>
+        <w:t>Garnlav (VU)</w:t>
+      </w:r>
+      <w:r>
+        <w:t xml:space="preserve"> är en utpräglad barrskogsart som ibland kan drapera träden i norrländska grannaturskogar med hög luftfuktighet. Den förekommer även i talldominerade bestånd där den, förutom i trädens grenverk, påträffas hängande över ojämnheter i tallbarken. Arten har minskat starkt i södra och mellersta Sverige och den minskar även i sitt nordliga utbredningsområde. Minskningstakten uppgår till 30 (20–50) % inom 50 år och överstiger gränsvärdet för Sårbar (VU). Orsaken till tillbakagången beror främst på slutavverkningar av naturskogsartade skogar. Bestånd med riklig förekomst bör regelmässigt sparas, vilket även gynnar flera andra sällsynta och rödlistade arter. Garnlav är värdväxt för den mycket sällsynta och akut hotade fjärilen barrskogslavfly (CR) som hör hemma i boreala barrskogar med riklig förekomst av värdväxten. Tidigare kunde arten konstateras årligen på flera platser vid Dala-Floda i Dalarna innan lokalerna kalavverkades. Senaste fyndet i landet av barrskogslavfly är från år 2000 då den påträffades vid Högberget i Sollefteå kommun. Garnlav är typisk art för </w:t>
+      </w:r>
+      <w:r>
+        <w:rPr>
+          <w:i/>
+        </w:rPr>
+        <w:t xml:space="preserve">9010 Taiga </w:t>
+      </w:r>
+      <w:r>
+        <w:t>och</w:t>
+      </w:r>
+      <w:r>
+        <w:rPr>
+          <w:i/>
+        </w:rPr>
+        <w:t xml:space="preserve"> 9070 Trädklädd betesmark</w:t>
+      </w:r>
+      <w:r>
+        <w:t xml:space="preserve"> (SLU Artdatabanken, 2026).</w:t>
+      </w:r>
+    </w:p>
+    <w:p>
+      <w:r>
+        <w:rPr>
+          <w:b/>
+        </w:rPr>
+        <w:t>Gränsticka (VU)</w:t>
+      </w:r>
+      <w:r>
+        <w:t xml:space="preserve"> är en mycket bra signalart inom hela sitt utbredningsområde. Den är huvudsakligen knuten till restbestånd av barrnaturskog och förekommer med ett tydligt optimum i orörda eller måttligt påverkade gamla granskogar där det föreligger långvarig kontinuitet av grov död ved. Den totala populationen bedöms ha minskat och fortsätter att minska i takt med att grankontinuitetsskogar (äldre tidigare icke kalavverkade skogar) minskar i areal. Minskningstakten överstiger gränsvärdet för sårbar (VU). Lokaler som hyser arten bör undantas från skogsbruk, speciellt i mellersta och södra Sverige. Gränsticka är typisk art för </w:t>
+      </w:r>
+      <w:r>
+        <w:rPr>
+          <w:i/>
+        </w:rPr>
+        <w:t>9010 Taiga</w:t>
+      </w:r>
+      <w:r>
         <w:t xml:space="preserve"> (SLU Artdatabanken, 2026; Nitare &amp; Skogsstyrelsen, 2019).</w:t>
       </w:r>
     </w:p>
@@ -149,6 +207,35 @@
         <w:rPr>
           <w:b/>
         </w:rPr>
+        <w:t>Harticka (NT)</w:t>
+      </w:r>
+      <w:r>
+        <w:t xml:space="preserve"> är normalt en mycket bra signalart för granskogar med höga naturvärden. Även när svampen påträffas i mer påverkade skogar är det nästan alltid fråga om skogsmiljöer i sena successionsstadier med höga naturvärden. Skogsskötselåtgärder på eller i omedelbar närhet av växtplatserna kan innebära ett hot mot arten. Harticka är typisk art för </w:t>
+      </w:r>
+      <w:r>
+        <w:rPr>
+          <w:i/>
+        </w:rPr>
+        <w:t xml:space="preserve">9010 Taiga, 9050 Näringsrik granskog </w:t>
+      </w:r>
+      <w:r>
+        <w:t xml:space="preserve">och </w:t>
+      </w:r>
+      <w:r>
+        <w:rPr>
+          <w:i/>
+        </w:rPr>
+        <w:t>9030 Landhöjningsskog</w:t>
+      </w:r>
+      <w:r>
+        <w:t xml:space="preserve"> (SLU Artdatabanken, 2024; Nitare &amp; Skogsstyrelsen, 2019).</w:t>
+      </w:r>
+    </w:p>
+    <w:p>
+      <w:r>
+        <w:rPr>
+          <w:b/>
+        </w:rPr>
         <w:t>Lunglav (NT)</w:t>
       </w:r>
       <w:r>
@@ -312,6 +399,35 @@
       </w:r>
       <w:r>
         <w:t>(Nitare &amp; Skogsstyrelsen, 2019; SLU Artdatabanken, 2026).</w:t>
+      </w:r>
+    </w:p>
+    <w:p>
+      <w:r>
+        <w:rPr>
+          <w:b/>
+        </w:rPr>
+        <w:t>Spillkråka (§4)</w:t>
+      </w:r>
+      <w:r>
+        <w:t xml:space="preserve"> omfattas av bilaga 1 i EU:s fågeldirektiv och är typisk art för </w:t>
+      </w:r>
+      <w:r>
+        <w:rPr>
+          <w:i/>
+        </w:rPr>
+        <w:t xml:space="preserve">9010 Taiga </w:t>
+      </w:r>
+      <w:r>
+        <w:t>och</w:t>
+      </w:r>
+      <w:r>
+        <w:rPr>
+          <w:i/>
+        </w:rPr>
+        <w:t xml:space="preserve"> 9740 Skogsbevuxen myr</w:t>
+      </w:r>
+      <w:r>
+        <w:t>. Den behöver grova träd, främst tall, asp och bok som boträd. Skogsbruk med korta omloppstider och täta, homogena ungskogar utgör det största hotet. Spillkråka är en nyckelart i skogliga miljöer vars övergivna bohål utnyttjas av flera andra hålhäckande fågelarter och fladdermöss, däribland pärluggla (EN, §4), knipa (§4), salskrake (§4) och skogsduva (§4). Hökuggla (VU, §4) och slaguggla (§4) häckar ofta i högstubbar som brutits av i höjd med ett gammalt spillkråkebo (SLU Artdatabanken, 2026; Skogsstyrelsen, 2016).</w:t>
       </w:r>
     </w:p>
     <w:p>
@@ -351,7 +467,7 @@
     </w:p>
     <w:p>
       <w:r>
-        <w:t>Följande typiska arter har sina livsmiljöer och växtplatser i den avverkningsanmälda skogen: gränsticka (VU, T), doftskinn (NT, T), lunglav (NT, T), tretåig hackspett (NT, T, §4), ullticka (NT, T) och plattlummer (S, T, §9).</w:t>
+        <w:t>Följande typiska arter har sina livsmiljöer och växtplatser i den avverkningsanmälda skogen: doftticka (VU, T, §8), garnlav (VU, T), gränsticka (VU, T), doftskinn (NT, T), harticka (NT, T), lunglav (NT, T), tretåig hackspett (NT, T, §4), ullticka (NT, T), plattlummer (S, T, §9) och spillkråka (T, §4).</w:t>
       </w:r>
     </w:p>
     <w:p>
@@ -721,6 +837,78 @@
       </w:r>
       <w:r>
         <w:t>Acta Ornithologica 40(1): 53–60.</w:t>
+      </w:r>
+    </w:p>
+    <w:p>
+      <w:pPr>
+        <w:pStyle w:val="Heading1"/>
+      </w:pPr>
+      <w:r>
+        <w:t>Spillkråka – ekologi samt krav på livsmiljön</w:t>
+      </w:r>
+    </w:p>
+    <w:p>
+      <w:r>
+        <w:t xml:space="preserve">Spillkråka (§4) ingår i bilaga 1 EU:s fågeldirektiv och är typisk art för </w:t>
+      </w:r>
+      <w:r>
+        <w:rPr>
+          <w:i/>
+        </w:rPr>
+        <w:t xml:space="preserve">9010 Taiga </w:t>
+      </w:r>
+      <w:r>
+        <w:t>och</w:t>
+      </w:r>
+      <w:r>
+        <w:rPr>
+          <w:i/>
+        </w:rPr>
+        <w:t xml:space="preserve"> 9740 Skogsbevuxen myr</w:t>
+      </w:r>
+      <w:r>
+        <w:t>. Den lever i både barr- och blandskog liksom i ren lövskog. De tätaste populationerna tenderar att finnas i äldre, variationsrik blandskog med gott om död ved och gamla träd. Varje par utnyttjar 400–1000 hektar skog beroende på skogens kvalitet. Skogsbruk med korta omloppstider och täta, homogena ungskogar utgör det största hotet (SLU Artdatabanken, 2026).</w:t>
+      </w:r>
+    </w:p>
+    <w:p>
+      <w:r>
+        <w:t>Spillkråka är en nyckelart i skogliga miljöer vars övergivna bohål utnyttjas av flera andra hålhäckande fågelarter och fladdermöss, däribland pärluggla (EN, §4), knipa (§4), salskrake (§4) och skogsduva (§4). Hökuggla (VU, §4) och slaguggla (§4) häckar ofta i högstubbar som brutits av i höjd med ett gammalt spillkråkebo (Skogsstyrelsen, 2016).</w:t>
+      </w:r>
+    </w:p>
+    <w:p>
+      <w:pPr>
+        <w:pStyle w:val="Heading2"/>
+      </w:pPr>
+      <w:r>
+        <w:t>Referenser – spillkråka</w:t>
+      </w:r>
+    </w:p>
+    <w:p>
+      <w:r>
+        <w:t xml:space="preserve">Skogsstyrelsen, 2016. </w:t>
+      </w:r>
+      <w:r>
+        <w:rPr>
+          <w:i/>
+        </w:rPr>
+        <w:t xml:space="preserve">Vägledning för hänsyn till spillkråka. </w:t>
+      </w:r>
+      <w:r>
+        <w:t>Vägledningar och kunskapsstöd artskydd – Skogsstyrelsen.</w:t>
+      </w:r>
+    </w:p>
+    <w:p>
+      <w:r>
+        <w:t xml:space="preserve">SLU Artdatabanken, 2026. </w:t>
+      </w:r>
+      <w:r>
+        <w:rPr>
+          <w:i/>
+        </w:rPr>
+        <w:t xml:space="preserve">Artfaktablad. Naturvård – artfakta. </w:t>
+      </w:r>
+      <w:r>
+        <w:t>SLU Artdatabanken, Uppsala.</w:t>
       </w:r>
     </w:p>
     <w:p>
@@ -1099,7 +1287,7 @@
     <w:r>
       <w:tab/>
       <w:tab/>
-      <w:t>2026-07-16</w:t>
+      <w:t>2026-07-17</w:t>
       <w:br/>
       <w:br/>
     </w:r>

--- a/tillsyn/A 28940-2026 tillsynsbegäran.docx
+++ b/tillsyn/A 28940-2026 tillsynsbegäran.docx
@@ -1287,7 +1287,7 @@
     <w:r>
       <w:tab/>
       <w:tab/>
-      <w:t>2026-07-17</w:t>
+      <w:t>2026-07-18</w:t>
       <w:br/>
       <w:br/>
     </w:r>

--- a/tillsyn/A 28940-2026 tillsynsbegäran.docx
+++ b/tillsyn/A 28940-2026 tillsynsbegäran.docx
@@ -1287,7 +1287,7 @@
     <w:r>
       <w:tab/>
       <w:tab/>
-      <w:t>2026-07-18</w:t>
+      <w:t>2026-07-19</w:t>
       <w:br/>
       <w:br/>
     </w:r>

--- a/tillsyn/A 28940-2026 tillsynsbegäran.docx
+++ b/tillsyn/A 28940-2026 tillsynsbegäran.docx
@@ -1287,7 +1287,7 @@
     <w:r>
       <w:tab/>
       <w:tab/>
-      <w:t>2026-07-19</w:t>
+      <w:t>2026-07-20</w:t>
       <w:br/>
       <w:br/>
     </w:r>

--- a/tillsyn/A 28940-2026 tillsynsbegäran.docx
+++ b/tillsyn/A 28940-2026 tillsynsbegäran.docx
@@ -1287,7 +1287,7 @@
     <w:r>
       <w:tab/>
       <w:tab/>
-      <w:t>2026-07-20</w:t>
+      <w:t>2026-07-21</w:t>
       <w:br/>
       <w:br/>
     </w:r>

--- a/tillsyn/A 28940-2026 tillsynsbegäran.docx
+++ b/tillsyn/A 28940-2026 tillsynsbegäran.docx
@@ -1287,7 +1287,7 @@
     <w:r>
       <w:tab/>
       <w:tab/>
-      <w:t>2026-07-21</w:t>
+      <w:t>2026-07-22</w:t>
       <w:br/>
       <w:br/>
     </w:r>

--- a/tillsyn/A 28940-2026 tillsynsbegäran.docx
+++ b/tillsyn/A 28940-2026 tillsynsbegäran.docx
@@ -1287,7 +1287,7 @@
     <w:r>
       <w:tab/>
       <w:tab/>
-      <w:t>2026-07-22</w:t>
+      <w:t>2026-07-23</w:t>
       <w:br/>
       <w:br/>
     </w:r>

--- a/tillsyn/A 28940-2026 tillsynsbegäran.docx
+++ b/tillsyn/A 28940-2026 tillsynsbegäran.docx
@@ -1287,7 +1287,7 @@
     <w:r>
       <w:tab/>
       <w:tab/>
-      <w:t>2026-07-23</w:t>
+      <w:t>2026-07-24</w:t>
       <w:br/>
       <w:br/>
     </w:r>

--- a/tillsyn/A 28940-2026 tillsynsbegäran.docx
+++ b/tillsyn/A 28940-2026 tillsynsbegäran.docx
@@ -1287,7 +1287,7 @@
     <w:r>
       <w:tab/>
       <w:tab/>
-      <w:t>2026-07-24</w:t>
+      <w:t>2026-07-25</w:t>
       <w:br/>
       <w:br/>
     </w:r>

--- a/tillsyn/A 28940-2026 tillsynsbegäran.docx
+++ b/tillsyn/A 28940-2026 tillsynsbegäran.docx
@@ -1287,7 +1287,7 @@
     <w:r>
       <w:tab/>
       <w:tab/>
-      <w:t>2026-07-25</w:t>
+      <w:t>2026-07-26</w:t>
       <w:br/>
       <w:br/>
     </w:r>

--- a/tillsyn/A 28940-2026 tillsynsbegäran.docx
+++ b/tillsyn/A 28940-2026 tillsynsbegäran.docx
@@ -1287,7 +1287,7 @@
     <w:r>
       <w:tab/>
       <w:tab/>
-      <w:t>2026-07-26</w:t>
+      <w:t>2026-07-27</w:t>
       <w:br/>
       <w:br/>
     </w:r>

--- a/tillsyn/A 28940-2026 tillsynsbegäran.docx
+++ b/tillsyn/A 28940-2026 tillsynsbegäran.docx
@@ -1287,7 +1287,7 @@
     <w:r>
       <w:tab/>
       <w:tab/>
-      <w:t>2026-07-27</w:t>
+      <w:t>2026-07-28</w:t>
       <w:br/>
       <w:br/>
     </w:r>

--- a/tillsyn/A 28940-2026 tillsynsbegäran.docx
+++ b/tillsyn/A 28940-2026 tillsynsbegäran.docx
@@ -1287,7 +1287,7 @@
     <w:r>
       <w:tab/>
       <w:tab/>
-      <w:t>2026-07-28</w:t>
+      <w:t>2026-07-29</w:t>
       <w:br/>
       <w:br/>
     </w:r>

--- a/tillsyn/A 28940-2026 tillsynsbegäran.docx
+++ b/tillsyn/A 28940-2026 tillsynsbegäran.docx
@@ -1287,7 +1287,7 @@
     <w:r>
       <w:tab/>
       <w:tab/>
-      <w:t>2026-07-29</w:t>
+      <w:t>2026-07-30</w:t>
       <w:br/>
       <w:br/>
     </w:r>

--- a/tillsyn/A 28940-2026 tillsynsbegäran.docx
+++ b/tillsyn/A 28940-2026 tillsynsbegäran.docx
@@ -1287,7 +1287,7 @@
     <w:r>
       <w:tab/>
       <w:tab/>
-      <w:t>2026-07-30</w:t>
+      <w:t>2026-07-31</w:t>
       <w:br/>
       <w:br/>
     </w:r>

--- a/tillsyn/A 28940-2026 tillsynsbegäran.docx
+++ b/tillsyn/A 28940-2026 tillsynsbegäran.docx
@@ -1287,7 +1287,7 @@
     <w:r>
       <w:tab/>
       <w:tab/>
-      <w:t>2026-07-31</w:t>
+      <w:t>2026-08-01</w:t>
       <w:br/>
       <w:br/>
     </w:r>

--- a/tillsyn/A 28940-2026 tillsynsbegäran.docx
+++ b/tillsyn/A 28940-2026 tillsynsbegäran.docx
@@ -1287,7 +1287,7 @@
     <w:r>
       <w:tab/>
       <w:tab/>
-      <w:t>2026-08-01</w:t>
+      <w:t>2026-08-02</w:t>
       <w:br/>
       <w:br/>
     </w:r>

--- a/tillsyn/A 28940-2026 tillsynsbegäran.docx
+++ b/tillsyn/A 28940-2026 tillsynsbegäran.docx
@@ -1287,7 +1287,7 @@
     <w:r>
       <w:tab/>
       <w:tab/>
-      <w:t>2026-08-02</w:t>
+      <w:t>2026-08-03</w:t>
       <w:br/>
       <w:br/>
     </w:r>

--- a/tillsyn/A 28940-2026 tillsynsbegäran.docx
+++ b/tillsyn/A 28940-2026 tillsynsbegäran.docx
@@ -1287,7 +1287,7 @@
     <w:r>
       <w:tab/>
       <w:tab/>
-      <w:t>2026-08-03</w:t>
+      <w:t>2026-08-05</w:t>
       <w:br/>
       <w:br/>
     </w:r>

--- a/tillsyn/A 28940-2026 tillsynsbegäran.docx
+++ b/tillsyn/A 28940-2026 tillsynsbegäran.docx
@@ -1287,7 +1287,7 @@
     <w:r>
       <w:tab/>
       <w:tab/>
-      <w:t>2026-08-05</w:t>
+      <w:t>2026-08-07</w:t>
       <w:br/>
       <w:br/>
     </w:r>

--- a/tillsyn/A 28940-2026 tillsynsbegäran.docx
+++ b/tillsyn/A 28940-2026 tillsynsbegäran.docx
@@ -1287,7 +1287,7 @@
     <w:r>
       <w:tab/>
       <w:tab/>
-      <w:t>2026-08-07</w:t>
+      <w:t>2026-08-08</w:t>
       <w:br/>
       <w:br/>
     </w:r>

--- a/tillsyn/A 28940-2026 tillsynsbegäran.docx
+++ b/tillsyn/A 28940-2026 tillsynsbegäran.docx
@@ -60,12 +60,12 @@
         <w:spacing w:after="240"/>
       </w:pPr>
       <w:r>
-        <w:t>Figur 1. Fyndplatser för naturvårdsarter i och inom 21 meter från avverkningsanmälan. Markörer utan svart kant är placerade på fyndplatsen. Markörer med svart kant är placerade vid sidan av fyndplatsen har ett svart streck som visar fyndplatsens exakta position. Kartans mittpunktskoordinat är N 7078024, E 469103 i SWEREF 99 TM.</w:t>
+        <w:t>Figur 1. Fyndplatser för naturvårdsarter i och inom 21 meter från avverkningsanmälan. Markörer utan svart kant är placerade på fyndplatsen. Markörer med svart kant är placerade vid sidan av fyndplatsen och har ett svart streck som visar fyndplatsens exakta position. Kartans mittpunktskoordinat är N 7078024, E 469103 i SWEREF 99 TM.</w:t>
       </w:r>
     </w:p>
     <w:p>
       <w:r>
-        <w:t>I och inom 21 meter från avverkningsanmälan finns fynd av 6 naturvårdsarter, varav 5 är rödlistade, 2 är fridlysta, 6 är typiska (T) och 1 är signalart (S): gränsticka (VU, T), doftskinn (NT, T), lunglav (NT, T), tretåig hackspett (NT, T, §4), ullticka (NT, T) och plattlummer (S, T, §9). Se Figur 1.</w:t>
+        <w:t>I och inom 21 meter från avverkningsanmälan finns fynd av 10 naturvårdsarter, varav 8 är rödlistade, 4 är fridlysta, 10 är typiska (T) och 1 är signalart (S): doftticka (VU, T, §8), garnlav (VU, T), gränsticka (VU, T), doftskinn (NT, T), harticka (NT, T), lunglav (NT, T), tretåig hackspett (NT, T, §4), ullticka (NT, T), plattlummer (S, T, §9) och spillkråka (T, §4). Se Figur 1.</w:t>
       </w:r>
     </w:p>
     <w:p>
@@ -109,10 +109,10 @@
         <w:rPr>
           <w:b/>
         </w:rPr>
-        <w:t>Gränsticka (VU)</w:t>
-      </w:r>
-      <w:r>
-        <w:t xml:space="preserve"> är en mycket bra signalart inom hela sitt utbredningsområde. Den är huvudsakligen knuten till restbestånd av barrnaturskog och förekommer med ett tydligt optimum i orörda eller måttligt påverkade gamla granskogar där det föreligger långvarig kontinuitet av grov död ved. Den totala populationen bedöms ha minskat och fortsätter att minska i takt med att grankontinuitetsskogar (äldre tidigare icke kalavverkade skogar) minskar i areal. Minskningstakten överstiger gränsvärdet för sårbar (VU). Lokaler som hyser arten bör undantas från skogsbruk, speciellt i mellersta och södra Sverige. Gränsticka är typisk art för </w:t>
+        <w:t>Doftticka (VU, §8)</w:t>
+      </w:r>
+      <w:r>
+        <w:t xml:space="preserve"> är rödlistad som sårbar (VU) och fridlyst enligt 8§ artskyddsförordningen. Den är även globalt rödlistad som Nära hotad (NT) vilket innebär att Sverige har ett internationellt ansvar för arten. Doftticka är beroende av hög och jämn luftfuktighet i gamla, ostörda skogsmiljöer och är känslig för snabba förändringar av ljus-/vindförhållanden eller uttorkning. Dofttickan är placerad i toppen av Skogsstyrelsens värdepyramid för bedömning av skog med höga naturvärden och signalerar alltid gamla sälgar och skogsområden med höga naturvärden. Avverkning av värdträd (främst sälg) utgör det största hotet och när gamla och olikåldriga skogar med sälg avverkas försvinner oftast sälgen. Dofttickan har minskat med ca 30 % under de senaste 30 åren och är typisk art för </w:t>
       </w:r>
       <w:r>
         <w:rPr>
@@ -121,6 +121,64 @@
         <w:t>9010 Taiga</w:t>
       </w:r>
       <w:r>
+        <w:t xml:space="preserve"> och</w:t>
+      </w:r>
+      <w:r>
+        <w:rPr>
+          <w:i/>
+        </w:rPr>
+        <w:t xml:space="preserve"> 9050 Näringsrik granskog </w:t>
+      </w:r>
+      <w:r>
+        <w:t>(IUCN Redlist, 2024; Nitare &amp; Skogsstyrelsen, 2019; SLU Artdatabanken, 2024).</w:t>
+      </w:r>
+    </w:p>
+    <w:p>
+      <w:r>
+        <w:rPr>
+          <w:b/>
+        </w:rPr>
+        <w:t>Garnlav (VU)</w:t>
+      </w:r>
+      <w:r>
+        <w:t xml:space="preserve"> är en utpräglad barrskogsart som ibland kan drapera träden i norrländska grannaturskogar med hög luftfuktighet. Den förekommer även i talldominerade bestånd där den, förutom i trädens grenverk, påträffas hängande över ojämnheter i tallbarken. Arten har minskat starkt i södra och mellersta Sverige och den minskar även i sitt nordliga utbredningsområde. Minskningstakten uppgår till 30 (20–50) % inom 50 år och överstiger gränsvärdet för Sårbar (VU). Orsaken till tillbakagången beror främst på slutavverkningar av naturskogsartade skogar. Bestånd med riklig förekomst bör regelmässigt sparas, vilket även gynnar flera andra sällsynta och rödlistade arter. Garnlav är värdväxt för den mycket sällsynta och akut hotade fjärilen barrskogslavfly (CR) som hör hemma i boreala barrskogar med riklig förekomst av värdväxten. Tidigare kunde arten konstateras årligen på flera platser vid Dala-Floda i Dalarna innan lokalerna kalavverkades. Senaste fyndet i landet av barrskogslavfly är från år 2000 då den påträffades vid Högberget i Sollefteå kommun. Garnlav är typisk art för </w:t>
+      </w:r>
+      <w:r>
+        <w:rPr>
+          <w:i/>
+        </w:rPr>
+        <w:t xml:space="preserve">9010 Taiga </w:t>
+      </w:r>
+      <w:r>
+        <w:t>och</w:t>
+      </w:r>
+      <w:r>
+        <w:rPr>
+          <w:i/>
+        </w:rPr>
+        <w:t xml:space="preserve"> 9070 Trädklädd betesmark</w:t>
+      </w:r>
+      <w:r>
+        <w:t xml:space="preserve"> (SLU Artdatabanken, 2026).</w:t>
+      </w:r>
+    </w:p>
+    <w:p>
+      <w:r>
+        <w:rPr>
+          <w:b/>
+        </w:rPr>
+        <w:t>Gränsticka (VU)</w:t>
+      </w:r>
+      <w:r>
+        <w:t xml:space="preserve"> är en mycket bra signalart inom hela sitt utbredningsområde. Den är huvudsakligen knuten till restbestånd av barrnaturskog och förekommer med ett tydligt optimum i orörda eller måttligt påverkade gamla granskogar där det föreligger långvarig kontinuitet av grov död ved. Den totala populationen bedöms ha minskat och fortsätter att minska i takt med att grankontinuitetsskogar (äldre tidigare icke kalavverkade skogar) minskar i areal. Minskningstakten överstiger gränsvärdet för sårbar (VU). Lokaler som hyser arten bör undantas från skogsbruk, speciellt i mellersta och södra Sverige. Gränsticka är typisk art för </w:t>
+      </w:r>
+      <w:r>
+        <w:rPr>
+          <w:i/>
+        </w:rPr>
+        <w:t>9010 Taiga</w:t>
+      </w:r>
+      <w:r>
         <w:t xml:space="preserve"> (SLU Artdatabanken, 2026; Nitare &amp; Skogsstyrelsen, 2019).</w:t>
       </w:r>
     </w:p>
@@ -149,6 +207,35 @@
         <w:rPr>
           <w:b/>
         </w:rPr>
+        <w:t>Harticka (NT)</w:t>
+      </w:r>
+      <w:r>
+        <w:t xml:space="preserve"> är normalt en mycket bra signalart för granskogar med höga naturvärden. Även när svampen påträffas i mer påverkade skogar är det nästan alltid fråga om skogsmiljöer i sena successionsstadier med höga naturvärden. Skogsskötselåtgärder på eller i omedelbar närhet av växtplatserna kan innebära ett hot mot arten. Harticka är typisk art för </w:t>
+      </w:r>
+      <w:r>
+        <w:rPr>
+          <w:i/>
+        </w:rPr>
+        <w:t xml:space="preserve">9010 Taiga, 9050 Näringsrik granskog </w:t>
+      </w:r>
+      <w:r>
+        <w:t xml:space="preserve">och </w:t>
+      </w:r>
+      <w:r>
+        <w:rPr>
+          <w:i/>
+        </w:rPr>
+        <w:t>9030 Landhöjningsskog</w:t>
+      </w:r>
+      <w:r>
+        <w:t xml:space="preserve"> (SLU Artdatabanken, 2024; Nitare &amp; Skogsstyrelsen, 2019).</w:t>
+      </w:r>
+    </w:p>
+    <w:p>
+      <w:r>
+        <w:rPr>
+          <w:b/>
+        </w:rPr>
         <w:t>Lunglav (NT)</w:t>
       </w:r>
       <w:r>
@@ -312,6 +399,35 @@
       </w:r>
       <w:r>
         <w:t>(Nitare &amp; Skogsstyrelsen, 2019; SLU Artdatabanken, 2026).</w:t>
+      </w:r>
+    </w:p>
+    <w:p>
+      <w:r>
+        <w:rPr>
+          <w:b/>
+        </w:rPr>
+        <w:t>Spillkråka (§4)</w:t>
+      </w:r>
+      <w:r>
+        <w:t xml:space="preserve"> omfattas av bilaga 1 i EU:s fågeldirektiv och är typisk art för </w:t>
+      </w:r>
+      <w:r>
+        <w:rPr>
+          <w:i/>
+        </w:rPr>
+        <w:t xml:space="preserve">9010 Taiga </w:t>
+      </w:r>
+      <w:r>
+        <w:t>och</w:t>
+      </w:r>
+      <w:r>
+        <w:rPr>
+          <w:i/>
+        </w:rPr>
+        <w:t xml:space="preserve"> 9740 Skogsbevuxen myr</w:t>
+      </w:r>
+      <w:r>
+        <w:t>. Den behöver grova träd, främst tall, asp och bok som boträd. Skogsbruk med korta omloppstider och täta, homogena ungskogar utgör det största hotet. Spillkråka är en nyckelart i skogliga miljöer vars övergivna bohål utnyttjas av flera andra hålhäckande fågelarter och fladdermöss, däribland pärluggla (EN, §4), knipa (§4), salskrake (§4) och skogsduva (§4). Hökuggla (VU, §4) och slaguggla (§4) häckar ofta i högstubbar som brutits av i höjd med ett gammalt spillkråkebo (SLU Artdatabanken, 2026; Skogsstyrelsen, 2016).</w:t>
       </w:r>
     </w:p>
     <w:p>
@@ -351,7 +467,7 @@
     </w:p>
     <w:p>
       <w:r>
-        <w:t>Följande typiska arter har sina livsmiljöer och växtplatser i den avverkningsanmälda skogen: gränsticka (VU, T), doftskinn (NT, T), lunglav (NT, T), tretåig hackspett (NT, T, §4), ullticka (NT, T) och plattlummer (S, T, §9).</w:t>
+        <w:t>Följande typiska arter har sina livsmiljöer och växtplatser i den avverkningsanmälda skogen: doftticka (VU, T, §8), garnlav (VU, T), gränsticka (VU, T), doftskinn (NT, T), harticka (NT, T), lunglav (NT, T), tretåig hackspett (NT, T, §4), ullticka (NT, T), plattlummer (S, T, §9) och spillkråka (T, §4).</w:t>
       </w:r>
     </w:p>
     <w:p>
@@ -721,6 +837,78 @@
       </w:r>
       <w:r>
         <w:t>Acta Ornithologica 40(1): 53–60.</w:t>
+      </w:r>
+    </w:p>
+    <w:p>
+      <w:pPr>
+        <w:pStyle w:val="Heading1"/>
+      </w:pPr>
+      <w:r>
+        <w:t>Spillkråka – ekologi samt krav på livsmiljön</w:t>
+      </w:r>
+    </w:p>
+    <w:p>
+      <w:r>
+        <w:t xml:space="preserve">Spillkråka (§4) ingår i bilaga 1 EU:s fågeldirektiv och är typisk art för </w:t>
+      </w:r>
+      <w:r>
+        <w:rPr>
+          <w:i/>
+        </w:rPr>
+        <w:t xml:space="preserve">9010 Taiga </w:t>
+      </w:r>
+      <w:r>
+        <w:t>och</w:t>
+      </w:r>
+      <w:r>
+        <w:rPr>
+          <w:i/>
+        </w:rPr>
+        <w:t xml:space="preserve"> 9740 Skogsbevuxen myr</w:t>
+      </w:r>
+      <w:r>
+        <w:t>. Den lever i både barr- och blandskog liksom i ren lövskog. De tätaste populationerna tenderar att finnas i äldre, variationsrik blandskog med gott om död ved och gamla träd. Varje par utnyttjar 400–1000 hektar skog beroende på skogens kvalitet. Skogsbruk med korta omloppstider och täta, homogena ungskogar utgör det största hotet (SLU Artdatabanken, 2026).</w:t>
+      </w:r>
+    </w:p>
+    <w:p>
+      <w:r>
+        <w:t>Spillkråka är en nyckelart i skogliga miljöer vars övergivna bohål utnyttjas av flera andra hålhäckande fågelarter och fladdermöss, däribland pärluggla (EN, §4), knipa (§4), salskrake (§4) och skogsduva (§4). Hökuggla (VU, §4) och slaguggla (§4) häckar ofta i högstubbar som brutits av i höjd med ett gammalt spillkråkebo (Skogsstyrelsen, 2016).</w:t>
+      </w:r>
+    </w:p>
+    <w:p>
+      <w:pPr>
+        <w:pStyle w:val="Heading2"/>
+      </w:pPr>
+      <w:r>
+        <w:t>Referenser – spillkråka</w:t>
+      </w:r>
+    </w:p>
+    <w:p>
+      <w:r>
+        <w:t xml:space="preserve">Skogsstyrelsen, 2016. </w:t>
+      </w:r>
+      <w:r>
+        <w:rPr>
+          <w:i/>
+        </w:rPr>
+        <w:t xml:space="preserve">Vägledning för hänsyn till spillkråka. </w:t>
+      </w:r>
+      <w:r>
+        <w:t>Vägledningar och kunskapsstöd artskydd – Skogsstyrelsen.</w:t>
+      </w:r>
+    </w:p>
+    <w:p>
+      <w:r>
+        <w:t xml:space="preserve">SLU Artdatabanken, 2026. </w:t>
+      </w:r>
+      <w:r>
+        <w:rPr>
+          <w:i/>
+        </w:rPr>
+        <w:t xml:space="preserve">Artfaktablad. Naturvård – artfakta. </w:t>
+      </w:r>
+      <w:r>
+        <w:t>SLU Artdatabanken, Uppsala.</w:t>
       </w:r>
     </w:p>
     <w:p>
@@ -1099,7 +1287,7 @@
     <w:r>
       <w:tab/>
       <w:tab/>
-      <w:t>2026-08-14</w:t>
+      <w:t>2026-08-15</w:t>
       <w:br/>
       <w:br/>
     </w:r>

--- a/tillsyn/A 28940-2026 tillsynsbegäran.docx
+++ b/tillsyn/A 28940-2026 tillsynsbegäran.docx
@@ -1287,7 +1287,7 @@
     <w:r>
       <w:tab/>
       <w:tab/>
-      <w:t>2026-08-15</w:t>
+      <w:t>2026-08-16</w:t>
       <w:br/>
       <w:br/>
     </w:r>

--- a/tillsyn/A 28940-2026 tillsynsbegäran.docx
+++ b/tillsyn/A 28940-2026 tillsynsbegäran.docx
@@ -1287,7 +1287,7 @@
     <w:r>
       <w:tab/>
       <w:tab/>
-      <w:t>2026-08-16</w:t>
+      <w:t>2026-08-17</w:t>
       <w:br/>
       <w:br/>
     </w:r>

--- a/tillsyn/A 28940-2026 tillsynsbegäran.docx
+++ b/tillsyn/A 28940-2026 tillsynsbegäran.docx
@@ -1287,7 +1287,7 @@
     <w:r>
       <w:tab/>
       <w:tab/>
-      <w:t>2026-08-17</w:t>
+      <w:t>2026-08-18</w:t>
       <w:br/>
       <w:br/>
     </w:r>

--- a/tillsyn/A 28940-2026 tillsynsbegäran.docx
+++ b/tillsyn/A 28940-2026 tillsynsbegäran.docx
@@ -1287,7 +1287,7 @@
     <w:r>
       <w:tab/>
       <w:tab/>
-      <w:t>2026-08-18</w:t>
+      <w:t>2026-08-19</w:t>
       <w:br/>
       <w:br/>
     </w:r>

--- a/tillsyn/A 28940-2026 tillsynsbegäran.docx
+++ b/tillsyn/A 28940-2026 tillsynsbegäran.docx
@@ -1287,7 +1287,7 @@
     <w:r>
       <w:tab/>
       <w:tab/>
-      <w:t>2026-08-19</w:t>
+      <w:t>2026-08-20</w:t>
       <w:br/>
       <w:br/>
     </w:r>

--- a/tillsyn/A 28940-2026 tillsynsbegäran.docx
+++ b/tillsyn/A 28940-2026 tillsynsbegäran.docx
@@ -1287,7 +1287,7 @@
     <w:r>
       <w:tab/>
       <w:tab/>
-      <w:t>2026-08-20</w:t>
+      <w:t>2026-08-21</w:t>
       <w:br/>
       <w:br/>
     </w:r>

--- a/tillsyn/A 28940-2026 tillsynsbegäran.docx
+++ b/tillsyn/A 28940-2026 tillsynsbegäran.docx
@@ -1287,7 +1287,7 @@
     <w:r>
       <w:tab/>
       <w:tab/>
-      <w:t>2026-08-21</w:t>
+      <w:t>2026-08-22</w:t>
       <w:br/>
       <w:br/>
     </w:r>

--- a/tillsyn/A 28940-2026 tillsynsbegäran.docx
+++ b/tillsyn/A 28940-2026 tillsynsbegäran.docx
@@ -1287,7 +1287,7 @@
     <w:r>
       <w:tab/>
       <w:tab/>
-      <w:t>2026-08-22</w:t>
+      <w:t>2026-08-23</w:t>
       <w:br/>
       <w:br/>
     </w:r>

--- a/tillsyn/A 28940-2026 tillsynsbegäran.docx
+++ b/tillsyn/A 28940-2026 tillsynsbegäran.docx
@@ -1287,7 +1287,7 @@
     <w:r>
       <w:tab/>
       <w:tab/>
-      <w:t>2026-08-23</w:t>
+      <w:t>2026-08-24</w:t>
       <w:br/>
       <w:br/>
     </w:r>

--- a/tillsyn/A 28940-2026 tillsynsbegäran.docx
+++ b/tillsyn/A 28940-2026 tillsynsbegäran.docx
@@ -1287,7 +1287,7 @@
     <w:r>
       <w:tab/>
       <w:tab/>
-      <w:t>2026-08-24</w:t>
+      <w:t>2026-08-25</w:t>
       <w:br/>
       <w:br/>
     </w:r>

--- a/tillsyn/A 28940-2026 tillsynsbegäran.docx
+++ b/tillsyn/A 28940-2026 tillsynsbegäran.docx
@@ -1287,7 +1287,7 @@
     <w:r>
       <w:tab/>
       <w:tab/>
-      <w:t>2026-08-25</w:t>
+      <w:t>2026-08-26</w:t>
       <w:br/>
       <w:br/>
     </w:r>

--- a/tillsyn/A 28940-2026 tillsynsbegäran.docx
+++ b/tillsyn/A 28940-2026 tillsynsbegäran.docx
@@ -1287,7 +1287,7 @@
     <w:r>
       <w:tab/>
       <w:tab/>
-      <w:t>2026-08-26</w:t>
+      <w:t>2026-08-27</w:t>
       <w:br/>
       <w:br/>
     </w:r>

--- a/tillsyn/A 28940-2026 tillsynsbegäran.docx
+++ b/tillsyn/A 28940-2026 tillsynsbegäran.docx
@@ -1287,7 +1287,7 @@
     <w:r>
       <w:tab/>
       <w:tab/>
-      <w:t>2026-08-27</w:t>
+      <w:t>2026-08-28</w:t>
       <w:br/>
       <w:br/>
     </w:r>

--- a/tillsyn/A 28940-2026 tillsynsbegäran.docx
+++ b/tillsyn/A 28940-2026 tillsynsbegäran.docx
@@ -1287,7 +1287,7 @@
     <w:r>
       <w:tab/>
       <w:tab/>
-      <w:t>2026-08-28</w:t>
+      <w:t>2026-08-29</w:t>
       <w:br/>
       <w:br/>
     </w:r>

--- a/tillsyn/A 28940-2026 tillsynsbegäran.docx
+++ b/tillsyn/A 28940-2026 tillsynsbegäran.docx
@@ -1287,7 +1287,7 @@
     <w:r>
       <w:tab/>
       <w:tab/>
-      <w:t>2026-08-29</w:t>
+      <w:t>2026-08-31</w:t>
       <w:br/>
       <w:br/>
     </w:r>

--- a/tillsyn/A 28940-2026 tillsynsbegäran.docx
+++ b/tillsyn/A 28940-2026 tillsynsbegäran.docx
@@ -1287,7 +1287,7 @@
     <w:r>
       <w:tab/>
       <w:tab/>
-      <w:t>2026-08-31</w:t>
+      <w:t>2026-09-01</w:t>
       <w:br/>
       <w:br/>
     </w:r>

--- a/tillsyn/A 28940-2026 tillsynsbegäran.docx
+++ b/tillsyn/A 28940-2026 tillsynsbegäran.docx
@@ -1287,7 +1287,7 @@
     <w:r>
       <w:tab/>
       <w:tab/>
-      <w:t>2026-09-01</w:t>
+      <w:t>2026-09-02</w:t>
       <w:br/>
       <w:br/>
     </w:r>

--- a/tillsyn/A 28940-2026 tillsynsbegäran.docx
+++ b/tillsyn/A 28940-2026 tillsynsbegäran.docx
@@ -1287,7 +1287,7 @@
     <w:r>
       <w:tab/>
       <w:tab/>
-      <w:t>2026-09-02</w:t>
+      <w:t>2026-09-03</w:t>
       <w:br/>
       <w:br/>
     </w:r>

--- a/tillsyn/A 28940-2026 tillsynsbegäran.docx
+++ b/tillsyn/A 28940-2026 tillsynsbegäran.docx
@@ -1287,7 +1287,7 @@
     <w:r>
       <w:tab/>
       <w:tab/>
-      <w:t>2026-09-03</w:t>
+      <w:t>2026-09-04</w:t>
       <w:br/>
       <w:br/>
     </w:r>

--- a/tillsyn/A 28940-2026 tillsynsbegäran.docx
+++ b/tillsyn/A 28940-2026 tillsynsbegäran.docx
@@ -1287,7 +1287,7 @@
     <w:r>
       <w:tab/>
       <w:tab/>
-      <w:t>2026-09-04</w:t>
+      <w:t>2026-09-05</w:t>
       <w:br/>
       <w:br/>
     </w:r>

--- a/tillsyn/A 28940-2026 tillsynsbegäran.docx
+++ b/tillsyn/A 28940-2026 tillsynsbegäran.docx
@@ -1287,7 +1287,7 @@
     <w:r>
       <w:tab/>
       <w:tab/>
-      <w:t>2026-09-05</w:t>
+      <w:t>2026-09-06</w:t>
       <w:br/>
       <w:br/>
     </w:r>

--- a/tillsyn/A 28940-2026 tillsynsbegäran.docx
+++ b/tillsyn/A 28940-2026 tillsynsbegäran.docx
@@ -1287,7 +1287,7 @@
     <w:r>
       <w:tab/>
       <w:tab/>
-      <w:t>2026-09-06</w:t>
+      <w:t>2026-09-07</w:t>
       <w:br/>
       <w:br/>
     </w:r>

--- a/tillsyn/A 28940-2026 tillsynsbegäran.docx
+++ b/tillsyn/A 28940-2026 tillsynsbegäran.docx
@@ -1287,7 +1287,7 @@
     <w:r>
       <w:tab/>
       <w:tab/>
-      <w:t>2026-09-07</w:t>
+      <w:t>2026-09-08</w:t>
       <w:br/>
       <w:br/>
     </w:r>

--- a/tillsyn/A 28940-2026 tillsynsbegäran.docx
+++ b/tillsyn/A 28940-2026 tillsynsbegäran.docx
@@ -1287,7 +1287,7 @@
     <w:r>
       <w:tab/>
       <w:tab/>
-      <w:t>2026-09-08</w:t>
+      <w:t>2026-09-09</w:t>
       <w:br/>
       <w:br/>
     </w:r>

--- a/tillsyn/A 28940-2026 tillsynsbegäran.docx
+++ b/tillsyn/A 28940-2026 tillsynsbegäran.docx
@@ -1287,7 +1287,7 @@
     <w:r>
       <w:tab/>
       <w:tab/>
-      <w:t>2026-09-09</w:t>
+      <w:t>2026-09-10</w:t>
       <w:br/>
       <w:br/>
     </w:r>

--- a/tillsyn/A 28940-2026 tillsynsbegäran.docx
+++ b/tillsyn/A 28940-2026 tillsynsbegäran.docx
@@ -1287,7 +1287,7 @@
     <w:r>
       <w:tab/>
       <w:tab/>
-      <w:t>2026-09-10</w:t>
+      <w:t>2026-09-11</w:t>
       <w:br/>
       <w:br/>
     </w:r>

--- a/tillsyn/A 28940-2026 tillsynsbegäran.docx
+++ b/tillsyn/A 28940-2026 tillsynsbegäran.docx
@@ -1287,7 +1287,7 @@
     <w:r>
       <w:tab/>
       <w:tab/>
-      <w:t>2026-09-11</w:t>
+      <w:t>2026-09-12</w:t>
       <w:br/>
       <w:br/>
     </w:r>

--- a/tillsyn/A 28940-2026 tillsynsbegäran.docx
+++ b/tillsyn/A 28940-2026 tillsynsbegäran.docx
@@ -1287,7 +1287,7 @@
     <w:r>
       <w:tab/>
       <w:tab/>
-      <w:t>2026-09-12</w:t>
+      <w:t>2026-09-13</w:t>
       <w:br/>
       <w:br/>
     </w:r>
